--- a/docs/answers/as-introtodifferentiation.docx
+++ b/docs/answers/as-introtodifferentiation.docx
@@ -52,7 +52,7 @@
         </w:rPr>
         <w:t xml:space="preserve"> </w:t>
       </w:r>
-      <w:hyperlink r:id="rId20">
+      <w:hyperlink r:id="rId9">
         <w:r>
           <w:rPr>
             <w:rStyle w:val="Hyperlink"/>
@@ -507,19 +507,21 @@
               </m:rPr>
               <m:t>sin</m:t>
             </m:r>
-            <m:d>
-              <m:dPr>
-                <m:begChr m:val="("/>
-                <m:sepChr m:val=""/>
-                <m:endChr m:val=")"/>
-                <m:grow/>
-              </m:dPr>
-              <m:e>
-                <m:r>
-                  <m:t>x</m:t>
-                </m:r>
-              </m:e>
-            </m:d>
+            <m:r>
+              <m:rPr>
+                <m:sty m:val="p"/>
+              </m:rPr>
+              <m:t>(</m:t>
+            </m:r>
+            <m:r>
+              <m:t>x</m:t>
+            </m:r>
+            <m:r>
+              <m:rPr>
+                <m:sty m:val="p"/>
+              </m:rPr>
+              <m:t>)</m:t>
+            </m:r>
           </m:e>
         </m:d>
         <m:r>
@@ -540,19 +542,21 @@
           </m:rPr>
           <m:t>cos</m:t>
         </m:r>
-        <m:d>
-          <m:dPr>
-            <m:begChr m:val="("/>
-            <m:sepChr m:val=""/>
-            <m:endChr m:val=")"/>
-            <m:grow/>
-          </m:dPr>
-          <m:e>
-            <m:r>
-              <m:t>x</m:t>
-            </m:r>
-          </m:e>
-        </m:d>
+        <m:r>
+          <m:rPr>
+            <m:sty m:val="p"/>
+          </m:rPr>
+          <m:t>(</m:t>
+        </m:r>
+        <m:r>
+          <m:t>x</m:t>
+        </m:r>
+        <m:r>
+          <m:rPr>
+            <m:sty m:val="p"/>
+          </m:rPr>
+          <m:t>)</m:t>
+        </m:r>
         <m:r>
           <m:rPr>
             <m:sty m:val="p"/>
@@ -645,19 +649,21 @@
           </m:rPr>
           <m:t>sin</m:t>
         </m:r>
-        <m:d>
-          <m:dPr>
-            <m:begChr m:val="("/>
-            <m:sepChr m:val=""/>
-            <m:endChr m:val=")"/>
-            <m:grow/>
-          </m:dPr>
-          <m:e>
-            <m:r>
-              <m:t>x</m:t>
-            </m:r>
-          </m:e>
-        </m:d>
+        <m:r>
+          <m:rPr>
+            <m:sty m:val="p"/>
+          </m:rPr>
+          <m:t>(</m:t>
+        </m:r>
+        <m:r>
+          <m:t>x</m:t>
+        </m:r>
+        <m:r>
+          <m:rPr>
+            <m:sty m:val="p"/>
+          </m:rPr>
+          <m:t>)</m:t>
+        </m:r>
         <m:r>
           <m:rPr>
             <m:sty m:val="p"/>
@@ -877,22 +883,24 @@
               </m:rPr>
               <m:t>ln</m:t>
             </m:r>
-            <m:d>
-              <m:dPr>
-                <m:begChr m:val="("/>
-                <m:sepChr m:val=""/>
-                <m:endChr m:val=")"/>
-                <m:grow/>
-              </m:dPr>
-              <m:e>
-                <m:r>
-                  <m:t>2</m:t>
-                </m:r>
-                <m:r>
-                  <m:t>x</m:t>
-                </m:r>
-              </m:e>
-            </m:d>
+            <m:r>
+              <m:rPr>
+                <m:sty m:val="p"/>
+              </m:rPr>
+              <m:t>(</m:t>
+            </m:r>
+            <m:r>
+              <m:t>2</m:t>
+            </m:r>
+            <m:r>
+              <m:t>x</m:t>
+            </m:r>
+            <m:r>
+              <m:rPr>
+                <m:sty m:val="p"/>
+              </m:rPr>
+              <m:t>)</m:t>
+            </m:r>
             <m:r>
               <m:rPr>
                 <m:sty m:val="p"/>
@@ -1015,22 +1023,24 @@
               </m:rPr>
               <m:t>ln</m:t>
             </m:r>
-            <m:d>
-              <m:dPr>
-                <m:begChr m:val="("/>
-                <m:sepChr m:val=""/>
-                <m:endChr m:val=")"/>
-                <m:grow/>
-              </m:dPr>
-              <m:e>
-                <m:r>
-                  <m:t>5</m:t>
-                </m:r>
-                <m:r>
-                  <m:t>x</m:t>
-                </m:r>
-              </m:e>
-            </m:d>
+            <m:r>
+              <m:rPr>
+                <m:sty m:val="p"/>
+              </m:rPr>
+              <m:t>(</m:t>
+            </m:r>
+            <m:r>
+              <m:t>5</m:t>
+            </m:r>
+            <m:r>
+              <m:t>x</m:t>
+            </m:r>
+            <m:r>
+              <m:rPr>
+                <m:sty m:val="p"/>
+              </m:rPr>
+              <m:t>)</m:t>
+            </m:r>
           </m:e>
         </m:d>
         <m:r>
@@ -1191,25 +1201,27 @@
           </m:rPr>
           <m:t>⋅</m:t>
         </m:r>
-        <m:d>
-          <m:dPr>
-            <m:begChr m:val="("/>
-            <m:sepChr m:val=""/>
-            <m:endChr m:val=")"/>
-            <m:grow/>
-          </m:dPr>
-          <m:e>
-            <m:r>
-              <m:rPr>
-                <m:sty m:val="p"/>
-              </m:rPr>
-              <m:t>−</m:t>
-            </m:r>
-            <m:r>
-              <m:t>1</m:t>
-            </m:r>
-          </m:e>
-        </m:d>
+        <m:r>
+          <m:rPr>
+            <m:sty m:val="p"/>
+          </m:rPr>
+          <m:t>(</m:t>
+        </m:r>
+        <m:r>
+          <m:rPr>
+            <m:sty m:val="p"/>
+          </m:rPr>
+          <m:t>−</m:t>
+        </m:r>
+        <m:r>
+          <m:t>1</m:t>
+        </m:r>
+        <m:r>
+          <m:rPr>
+            <m:sty m:val="p"/>
+          </m:rPr>
+          <m:t>)</m:t>
+        </m:r>
         <m:r>
           <m:rPr>
             <m:sty m:val="p"/>
@@ -1425,22 +1437,24 @@
           </m:rPr>
           <m:t>sinh</m:t>
         </m:r>
-        <m:d>
-          <m:dPr>
-            <m:begChr m:val="("/>
-            <m:sepChr m:val=""/>
-            <m:endChr m:val=")"/>
-            <m:grow/>
-          </m:dPr>
-          <m:e>
-            <m:r>
-              <m:t>5</m:t>
-            </m:r>
-            <m:r>
-              <m:t>x</m:t>
-            </m:r>
-          </m:e>
-        </m:d>
+        <m:r>
+          <m:rPr>
+            <m:sty m:val="p"/>
+          </m:rPr>
+          <m:t>(</m:t>
+        </m:r>
+        <m:r>
+          <m:t>5</m:t>
+        </m:r>
+        <m:r>
+          <m:t>x</m:t>
+        </m:r>
+        <m:r>
+          <m:rPr>
+            <m:sty m:val="p"/>
+          </m:rPr>
+          <m:t>)</m:t>
+        </m:r>
         <m:r>
           <m:rPr>
             <m:sty m:val="p"/>
@@ -1553,22 +1567,24 @@
                 </m:rPr>
                 <m:t>sinh</m:t>
               </m:r>
-              <m:d>
-                <m:dPr>
-                  <m:begChr m:val="("/>
-                  <m:sepChr m:val=""/>
-                  <m:endChr m:val=")"/>
-                  <m:grow/>
-                </m:dPr>
-                <m:e>
-                  <m:r>
-                    <m:t>5</m:t>
-                  </m:r>
-                  <m:r>
-                    <m:t>x</m:t>
-                  </m:r>
-                </m:e>
-              </m:d>
+              <m:r>
+                <m:rPr>
+                  <m:sty m:val="p"/>
+                </m:rPr>
+                <m:t>(</m:t>
+              </m:r>
+              <m:r>
+                <m:t>5</m:t>
+              </m:r>
+              <m:r>
+                <m:t>x</m:t>
+              </m:r>
+              <m:r>
+                <m:rPr>
+                  <m:sty m:val="p"/>
+                </m:rPr>
+                <m:t>)</m:t>
+              </m:r>
             </m:e>
           </m:d>
           <m:r>
@@ -1649,22 +1665,24 @@
             </m:rPr>
             <m:t>cosh</m:t>
           </m:r>
-          <m:d>
-            <m:dPr>
-              <m:begChr m:val="("/>
-              <m:sepChr m:val=""/>
-              <m:endChr m:val=")"/>
-              <m:grow/>
-            </m:dPr>
-            <m:e>
-              <m:r>
-                <m:t>5</m:t>
-              </m:r>
-              <m:r>
-                <m:t>x</m:t>
-              </m:r>
-            </m:e>
-          </m:d>
+          <m:r>
+            <m:rPr>
+              <m:sty m:val="p"/>
+            </m:rPr>
+            <m:t>(</m:t>
+          </m:r>
+          <m:r>
+            <m:t>5</m:t>
+          </m:r>
+          <m:r>
+            <m:t>x</m:t>
+          </m:r>
+          <m:r>
+            <m:rPr>
+              <m:sty m:val="p"/>
+            </m:rPr>
+            <m:t>)</m:t>
+          </m:r>
         </m:oMath>
       </m:oMathPara>
     </w:p>
@@ -1685,19 +1703,21 @@
           </m:rPr>
           <m:t>cosh</m:t>
         </m:r>
-        <m:d>
-          <m:dPr>
-            <m:begChr m:val="("/>
-            <m:sepChr m:val=""/>
-            <m:endChr m:val=")"/>
-            <m:grow/>
-          </m:dPr>
-          <m:e>
-            <m:r>
-              <m:t>x</m:t>
-            </m:r>
-          </m:e>
-        </m:d>
+        <m:r>
+          <m:rPr>
+            <m:sty m:val="p"/>
+          </m:rPr>
+          <m:t>(</m:t>
+        </m:r>
+        <m:r>
+          <m:t>x</m:t>
+        </m:r>
+        <m:r>
+          <m:rPr>
+            <m:sty m:val="p"/>
+          </m:rPr>
+          <m:t>)</m:t>
+        </m:r>
         <m:r>
           <m:rPr>
             <m:sty m:val="p"/>
@@ -1809,22 +1829,24 @@
               </m:rPr>
               <m:t>cos</m:t>
             </m:r>
-            <m:d>
-              <m:dPr>
-                <m:begChr m:val="("/>
-                <m:sepChr m:val=""/>
-                <m:endChr m:val=")"/>
-                <m:grow/>
-              </m:dPr>
-              <m:e>
-                <m:r>
-                  <m:t>3</m:t>
-                </m:r>
-                <m:r>
-                  <m:t>x</m:t>
-                </m:r>
-              </m:e>
-            </m:d>
+            <m:r>
+              <m:rPr>
+                <m:sty m:val="p"/>
+              </m:rPr>
+              <m:t>(</m:t>
+            </m:r>
+            <m:r>
+              <m:t>3</m:t>
+            </m:r>
+            <m:r>
+              <m:t>x</m:t>
+            </m:r>
+            <m:r>
+              <m:rPr>
+                <m:sty m:val="p"/>
+              </m:rPr>
+              <m:t>)</m:t>
+            </m:r>
             <m:r>
               <m:rPr>
                 <m:sty m:val="p"/>
@@ -1837,22 +1859,24 @@
               </m:rPr>
               <m:t>sin</m:t>
             </m:r>
-            <m:d>
-              <m:dPr>
-                <m:begChr m:val="("/>
-                <m:sepChr m:val=""/>
-                <m:endChr m:val=")"/>
-                <m:grow/>
-              </m:dPr>
-              <m:e>
-                <m:r>
-                  <m:t>2</m:t>
-                </m:r>
-                <m:r>
-                  <m:t>x</m:t>
-                </m:r>
-              </m:e>
-            </m:d>
+            <m:r>
+              <m:rPr>
+                <m:sty m:val="p"/>
+              </m:rPr>
+              <m:t>(</m:t>
+            </m:r>
+            <m:r>
+              <m:t>2</m:t>
+            </m:r>
+            <m:r>
+              <m:t>x</m:t>
+            </m:r>
+            <m:r>
+              <m:rPr>
+                <m:sty m:val="p"/>
+              </m:rPr>
+              <m:t>)</m:t>
+            </m:r>
           </m:e>
         </m:d>
         <m:r>
@@ -1876,22 +1900,24 @@
           </m:rPr>
           <m:t>sin</m:t>
         </m:r>
-        <m:d>
-          <m:dPr>
-            <m:begChr m:val="("/>
-            <m:sepChr m:val=""/>
-            <m:endChr m:val=")"/>
-            <m:grow/>
-          </m:dPr>
-          <m:e>
-            <m:r>
-              <m:t>3</m:t>
-            </m:r>
-            <m:r>
-              <m:t>x</m:t>
-            </m:r>
-          </m:e>
-        </m:d>
+        <m:r>
+          <m:rPr>
+            <m:sty m:val="p"/>
+          </m:rPr>
+          <m:t>(</m:t>
+        </m:r>
+        <m:r>
+          <m:t>3</m:t>
+        </m:r>
+        <m:r>
+          <m:t>x</m:t>
+        </m:r>
+        <m:r>
+          <m:rPr>
+            <m:sty m:val="p"/>
+          </m:rPr>
+          <m:t>)</m:t>
+        </m:r>
         <m:r>
           <m:rPr>
             <m:sty m:val="p"/>
@@ -1907,22 +1933,24 @@
           </m:rPr>
           <m:t>cos</m:t>
         </m:r>
-        <m:d>
-          <m:dPr>
-            <m:begChr m:val="("/>
-            <m:sepChr m:val=""/>
-            <m:endChr m:val=")"/>
-            <m:grow/>
-          </m:dPr>
-          <m:e>
-            <m:r>
-              <m:t>2</m:t>
-            </m:r>
-            <m:r>
-              <m:t>x</m:t>
-            </m:r>
-          </m:e>
-        </m:d>
+        <m:r>
+          <m:rPr>
+            <m:sty m:val="p"/>
+          </m:rPr>
+          <m:t>(</m:t>
+        </m:r>
+        <m:r>
+          <m:t>2</m:t>
+        </m:r>
+        <m:r>
+          <m:t>x</m:t>
+        </m:r>
+        <m:r>
+          <m:rPr>
+            <m:sty m:val="p"/>
+          </m:rPr>
+          <m:t>)</m:t>
+        </m:r>
         <m:r>
           <m:rPr>
             <m:sty m:val="p"/>
@@ -1983,19 +2011,21 @@
               </m:rPr>
               <m:t>ln</m:t>
             </m:r>
-            <m:d>
-              <m:dPr>
-                <m:begChr m:val="("/>
-                <m:sepChr m:val=""/>
-                <m:endChr m:val=")"/>
-                <m:grow/>
-              </m:dPr>
-              <m:e>
-                <m:r>
-                  <m:t>x</m:t>
-                </m:r>
-              </m:e>
-            </m:d>
+            <m:r>
+              <m:rPr>
+                <m:sty m:val="p"/>
+              </m:rPr>
+              <m:t>(</m:t>
+            </m:r>
+            <m:r>
+              <m:t>x</m:t>
+            </m:r>
+            <m:r>
+              <m:rPr>
+                <m:sty m:val="p"/>
+              </m:rPr>
+              <m:t>)</m:t>
+            </m:r>
             <m:r>
               <m:rPr>
                 <m:sty m:val="p"/>
@@ -2008,19 +2038,21 @@
               </m:rPr>
               <m:t>cos</m:t>
             </m:r>
-            <m:d>
-              <m:dPr>
-                <m:begChr m:val="("/>
-                <m:sepChr m:val=""/>
-                <m:endChr m:val=")"/>
-                <m:grow/>
-              </m:dPr>
-              <m:e>
-                <m:r>
-                  <m:t>x</m:t>
-                </m:r>
-              </m:e>
-            </m:d>
+            <m:r>
+              <m:rPr>
+                <m:sty m:val="p"/>
+              </m:rPr>
+              <m:t>(</m:t>
+            </m:r>
+            <m:r>
+              <m:t>x</m:t>
+            </m:r>
+            <m:r>
+              <m:rPr>
+                <m:sty m:val="p"/>
+              </m:rPr>
+              <m:t>)</m:t>
+            </m:r>
             <m:r>
               <m:rPr>
                 <m:sty m:val="p"/>
@@ -2068,19 +2100,21 @@
           </m:rPr>
           <m:t>sin</m:t>
         </m:r>
-        <m:d>
-          <m:dPr>
-            <m:begChr m:val="("/>
-            <m:sepChr m:val=""/>
-            <m:endChr m:val=")"/>
-            <m:grow/>
-          </m:dPr>
-          <m:e>
-            <m:r>
-              <m:t>x</m:t>
-            </m:r>
-          </m:e>
-        </m:d>
+        <m:r>
+          <m:rPr>
+            <m:sty m:val="p"/>
+          </m:rPr>
+          <m:t>(</m:t>
+        </m:r>
+        <m:r>
+          <m:t>x</m:t>
+        </m:r>
+        <m:r>
+          <m:rPr>
+            <m:sty m:val="p"/>
+          </m:rPr>
+          <m:t>)</m:t>
+        </m:r>
         <m:r>
           <m:rPr>
             <m:sty m:val="p"/>
@@ -2165,19 +2199,21 @@
               </m:rPr>
               <m:t>sinh</m:t>
             </m:r>
-            <m:d>
-              <m:dPr>
-                <m:begChr m:val="("/>
-                <m:sepChr m:val=""/>
-                <m:endChr m:val=")"/>
-                <m:grow/>
-              </m:dPr>
-              <m:e>
-                <m:r>
-                  <m:t>x</m:t>
-                </m:r>
-              </m:e>
-            </m:d>
+            <m:r>
+              <m:rPr>
+                <m:sty m:val="p"/>
+              </m:rPr>
+              <m:t>(</m:t>
+            </m:r>
+            <m:r>
+              <m:t>x</m:t>
+            </m:r>
+            <m:r>
+              <m:rPr>
+                <m:sty m:val="p"/>
+              </m:rPr>
+              <m:t>)</m:t>
+            </m:r>
             <m:r>
               <m:rPr>
                 <m:sty m:val="p"/>
@@ -2205,19 +2241,21 @@
               </m:rPr>
               <m:t>cosh</m:t>
             </m:r>
-            <m:d>
-              <m:dPr>
-                <m:begChr m:val="("/>
-                <m:sepChr m:val=""/>
-                <m:endChr m:val=")"/>
-                <m:grow/>
-              </m:dPr>
-              <m:e>
-                <m:r>
-                  <m:t>x</m:t>
-                </m:r>
-              </m:e>
-            </m:d>
+            <m:r>
+              <m:rPr>
+                <m:sty m:val="p"/>
+              </m:rPr>
+              <m:t>(</m:t>
+            </m:r>
+            <m:r>
+              <m:t>x</m:t>
+            </m:r>
+            <m:r>
+              <m:rPr>
+                <m:sty m:val="p"/>
+              </m:rPr>
+              <m:t>)</m:t>
+            </m:r>
           </m:e>
         </m:d>
         <m:r>
@@ -2247,19 +2285,21 @@
           </m:rPr>
           <m:t>cosh</m:t>
         </m:r>
-        <m:d>
-          <m:dPr>
-            <m:begChr m:val="("/>
-            <m:sepChr m:val=""/>
-            <m:endChr m:val=")"/>
-            <m:grow/>
-          </m:dPr>
-          <m:e>
-            <m:r>
-              <m:t>x</m:t>
-            </m:r>
-          </m:e>
-        </m:d>
+        <m:r>
+          <m:rPr>
+            <m:sty m:val="p"/>
+          </m:rPr>
+          <m:t>(</m:t>
+        </m:r>
+        <m:r>
+          <m:t>x</m:t>
+        </m:r>
+        <m:r>
+          <m:rPr>
+            <m:sty m:val="p"/>
+          </m:rPr>
+          <m:t>)</m:t>
+        </m:r>
         <m:r>
           <m:rPr>
             <m:sty m:val="p"/>
@@ -2287,19 +2327,21 @@
           </m:rPr>
           <m:t>sinh</m:t>
         </m:r>
-        <m:d>
-          <m:dPr>
-            <m:begChr m:val="("/>
-            <m:sepChr m:val=""/>
-            <m:endChr m:val=")"/>
-            <m:grow/>
-          </m:dPr>
-          <m:e>
-            <m:r>
-              <m:t>x</m:t>
-            </m:r>
-          </m:e>
-        </m:d>
+        <m:r>
+          <m:rPr>
+            <m:sty m:val="p"/>
+          </m:rPr>
+          <m:t>(</m:t>
+        </m:r>
+        <m:r>
+          <m:t>x</m:t>
+        </m:r>
+        <m:r>
+          <m:rPr>
+            <m:sty m:val="p"/>
+          </m:rPr>
+          <m:t>)</m:t>
+        </m:r>
         <m:r>
           <m:rPr>
             <m:sty m:val="p"/>
@@ -2494,19 +2536,21 @@
               </m:rPr>
               <m:t>ln</m:t>
             </m:r>
-            <m:d>
-              <m:dPr>
-                <m:begChr m:val="("/>
-                <m:sepChr m:val=""/>
-                <m:endChr m:val=")"/>
-                <m:grow/>
-              </m:dPr>
-              <m:e>
-                <m:r>
-                  <m:t>x</m:t>
-                </m:r>
-              </m:e>
-            </m:d>
+            <m:r>
+              <m:rPr>
+                <m:sty m:val="p"/>
+              </m:rPr>
+              <m:t>(</m:t>
+            </m:r>
+            <m:r>
+              <m:t>x</m:t>
+            </m:r>
+            <m:r>
+              <m:rPr>
+                <m:sty m:val="p"/>
+              </m:rPr>
+              <m:t>)</m:t>
+            </m:r>
             <m:r>
               <m:rPr>
                 <m:sty m:val="p"/>
@@ -2620,22 +2664,24 @@
               </m:rPr>
               <m:t>ln</m:t>
             </m:r>
-            <m:d>
-              <m:dPr>
-                <m:begChr m:val="("/>
-                <m:sepChr m:val=""/>
-                <m:endChr m:val=")"/>
-                <m:grow/>
-              </m:dPr>
-              <m:e>
-                <m:r>
-                  <m:t>5</m:t>
-                </m:r>
-                <m:r>
-                  <m:t>x</m:t>
-                </m:r>
-              </m:e>
-            </m:d>
+            <m:r>
+              <m:rPr>
+                <m:sty m:val="p"/>
+              </m:rPr>
+              <m:t>(</m:t>
+            </m:r>
+            <m:r>
+              <m:t>5</m:t>
+            </m:r>
+            <m:r>
+              <m:t>x</m:t>
+            </m:r>
+            <m:r>
+              <m:rPr>
+                <m:sty m:val="p"/>
+              </m:rPr>
+              <m:t>)</m:t>
+            </m:r>
             <m:r>
               <m:rPr>
                 <m:sty m:val="p"/>
@@ -2648,19 +2694,21 @@
               </m:rPr>
               <m:t>ln</m:t>
             </m:r>
-            <m:d>
-              <m:dPr>
-                <m:begChr m:val="("/>
-                <m:sepChr m:val=""/>
-                <m:endChr m:val=")"/>
-                <m:grow/>
-              </m:dPr>
-              <m:e>
-                <m:r>
-                  <m:t>x</m:t>
-                </m:r>
-              </m:e>
-            </m:d>
+            <m:r>
+              <m:rPr>
+                <m:sty m:val="p"/>
+              </m:rPr>
+              <m:t>(</m:t>
+            </m:r>
+            <m:r>
+              <m:t>x</m:t>
+            </m:r>
+            <m:r>
+              <m:rPr>
+                <m:sty m:val="p"/>
+              </m:rPr>
+              <m:t>)</m:t>
+            </m:r>
           </m:e>
         </m:d>
         <m:r>
@@ -2774,19 +2822,21 @@
               </m:rPr>
               <m:t>cosh</m:t>
             </m:r>
-            <m:d>
-              <m:dPr>
-                <m:begChr m:val="("/>
-                <m:sepChr m:val=""/>
-                <m:endChr m:val=")"/>
-                <m:grow/>
-              </m:dPr>
-              <m:e>
-                <m:r>
-                  <m:t>x</m:t>
-                </m:r>
-              </m:e>
-            </m:d>
+            <m:r>
+              <m:rPr>
+                <m:sty m:val="p"/>
+              </m:rPr>
+              <m:t>(</m:t>
+            </m:r>
+            <m:r>
+              <m:t>x</m:t>
+            </m:r>
+            <m:r>
+              <m:rPr>
+                <m:sty m:val="p"/>
+              </m:rPr>
+              <m:t>)</m:t>
+            </m:r>
             <m:r>
               <m:rPr>
                 <m:sty m:val="p"/>
@@ -2822,19 +2872,21 @@
           </m:rPr>
           <m:t>sinh</m:t>
         </m:r>
-        <m:d>
-          <m:dPr>
-            <m:begChr m:val="("/>
-            <m:sepChr m:val=""/>
-            <m:endChr m:val=")"/>
-            <m:grow/>
-          </m:dPr>
-          <m:e>
-            <m:r>
-              <m:t>x</m:t>
-            </m:r>
-          </m:e>
-        </m:d>
+        <m:r>
+          <m:rPr>
+            <m:sty m:val="p"/>
+          </m:rPr>
+          <m:t>(</m:t>
+        </m:r>
+        <m:r>
+          <m:t>x</m:t>
+        </m:r>
+        <m:r>
+          <m:rPr>
+            <m:sty m:val="p"/>
+          </m:rPr>
+          <m:t>)</m:t>
+        </m:r>
         <m:r>
           <m:rPr>
             <m:sty m:val="p"/>
@@ -3130,7 +3182,7 @@
         </w:pict>
       </w:r>
     </w:p>
-    <w:bookmarkStart w:id="22" w:name="version-history-and-licensing"/>
+    <w:bookmarkStart w:id="11" w:name="version-history-and-licensing"/>
     <w:p>
       <w:pPr>
         <w:pStyle w:val="Heading2"/>
@@ -3151,7 +3203,7 @@
       <w:pPr>
         <w:pStyle w:val="BodyText"/>
       </w:pPr>
-      <w:hyperlink r:id="rId21">
+      <w:hyperlink r:id="rId10">
         <w:r>
           <w:rPr>
             <w:rStyle w:val="Hyperlink"/>
@@ -3160,7 +3212,7 @@
         </w:r>
       </w:hyperlink>
     </w:p>
-    <w:bookmarkEnd w:id="22"/>
+    <w:bookmarkEnd w:id="11"/>
     <w:sectPr>
       <w:pgSz w:h="15840" w:w="12240"/>
       <w:pgMar w:bottom="1440" w:footer="720" w:gutter="0" w:header="720" w:left="1440" w:right="1440" w:top="1440"/>
